--- a/recruitai/scripts/scoring-fixtures/cvs/sara-al-mansoori.docx
+++ b/recruitai/scripts/scoring-fixtures/cvs/sara-al-mansoori.docx
@@ -9,127 +9,77 @@
     </w:p>
     <w:p>
       <w:r>
-        <w:t xml:space="preserve">Dubai, UAE · sara.almansoori@example.com · +971 50 000 0000</w:t>
+        <w:t xml:space="preserve">Frontend Developer · Abu Dhabi, UAE · sara.m@example.com</w:t>
       </w:r>
     </w:p>
     <w:p>
       <w:r>
-        <w:t xml:space="preserve"/>
+        <w:t xml:space="preserve">About me</w:t>
       </w:r>
     </w:p>
     <w:p>
       <w:r>
-        <w:t xml:space="preserve">Frontend Developer</w:t>
+        <w:t xml:space="preserve">Frontend developer with 2.5 years of experience in React. Fast learner, passionate about Arabic-first design.</w:t>
       </w:r>
     </w:p>
     <w:p>
       <w:r>
-        <w:t xml:space="preserve"/>
+        <w:t xml:space="preserve">Experience</w:t>
       </w:r>
     </w:p>
     <w:p>
       <w:r>
-        <w:t xml:space="preserve">EXPERIENCE</w:t>
+        <w:t xml:space="preserve">Frontend Developer, Tamkeen Apps (fictional), Abu Dhabi — Apr 2024 to present</w:t>
       </w:r>
     </w:p>
     <w:p>
       <w:r>
-        <w:t xml:space="preserve"/>
+        <w:t xml:space="preserve">• Build React components for a government services portal (English/Arabic, RTL)</w:t>
       </w:r>
     </w:p>
     <w:p>
       <w:r>
-        <w:t xml:space="preserve">Frontend Developer — Tabby (fintech), Dubai                                   Sep 2024 – Present</w:t>
+        <w:t xml:space="preserve">• Started using TypeScript on new features in 2025</w:t>
       </w:r>
     </w:p>
     <w:p>
       <w:r>
-        <w:t xml:space="preserve">• Build merchant dashboard features in React and TypeScript.</w:t>
+        <w:t xml:space="preserve">Frontend Intern, Hub71 startup (fictional) — Sep 2023 to Mar 2024</w:t>
       </w:r>
     </w:p>
     <w:p>
       <w:r>
-        <w:t xml:space="preserve">• Write component tests with Jest and React Testing Library for every feature I ship.</w:t>
+        <w:t xml:space="preserve">• HTML, CSS, JavaScript landing pages; basic React</w:t>
       </w:r>
     </w:p>
     <w:p>
       <w:r>
-        <w:t xml:space="preserve">• Fixed keyboard-navigation and contrast issues on the payments settings pages.</w:t>
+        <w:t xml:space="preserve">Skills</w:t>
       </w:r>
     </w:p>
     <w:p>
       <w:r>
-        <w:t xml:space="preserve">• Improved the transactions table load time by adding pagination and memoisation.</w:t>
+        <w:t xml:space="preserve">React, JavaScript, TypeScript (learning), CSS, Bootstrap, Figma, Git</w:t>
       </w:r>
     </w:p>
     <w:p>
       <w:r>
-        <w:t xml:space="preserve"/>
+        <w:t xml:space="preserve">Education</w:t>
       </w:r>
     </w:p>
     <w:p>
       <w:r>
-        <w:t xml:space="preserve">Junior Frontend Developer (Internship → full-time) — Careem, Dubai            Oct 2023 – Aug 2024</w:t>
+        <w:t xml:space="preserve">BSc Software Engineering, Khalifa University, 2023</w:t>
       </w:r>
     </w:p>
     <w:p>
       <w:r>
-        <w:t xml:space="preserve">• Built responsive UI components with React, CSS modules and Tailwind.</w:t>
+        <w:t xml:space="preserve">Languages</w:t>
       </w:r>
     </w:p>
     <w:p>
       <w:r>
-        <w:t xml:space="preserve">• Converted several JavaScript components to TypeScript.</w:t>
-      </w:r>
-    </w:p>
-    <w:p>
-      <w:r>
-        <w:t xml:space="preserve"/>
-      </w:r>
-    </w:p>
-    <w:p>
-      <w:r>
-        <w:t xml:space="preserve">EDUCATION</w:t>
-      </w:r>
-    </w:p>
-    <w:p>
-      <w:r>
-        <w:t xml:space="preserve">BSc Computer Science, American University of Sharjah, 2023</w:t>
-      </w:r>
-    </w:p>
-    <w:p>
-      <w:r>
-        <w:t xml:space="preserve">Graduation project: accessible course-planning web app in React (WCAG AA tested).</w:t>
-      </w:r>
-    </w:p>
-    <w:p>
-      <w:r>
-        <w:t xml:space="preserve"/>
-      </w:r>
-    </w:p>
-    <w:p>
-      <w:r>
-        <w:t xml:space="preserve">SKILLS</w:t>
-      </w:r>
-    </w:p>
-    <w:p>
-      <w:r>
-        <w:t xml:space="preserve">React, TypeScript, JavaScript, HTML, CSS, Tailwind, Jest, React Testing Library, Git, Figma</w:t>
-      </w:r>
-    </w:p>
-    <w:p>
-      <w:r>
-        <w:t xml:space="preserve"/>
-      </w:r>
-    </w:p>
-    <w:p>
-      <w:r>
-        <w:t xml:space="preserve">LANGUAGES</w:t>
-      </w:r>
-    </w:p>
-    <w:p>
-      <w:r>
-        <w:t xml:space="preserve">Arabic, English</w:t>
+        <w:t xml:space="preserve">Arabic (native), English (fluent)</w:t>
       </w:r>
     </w:p>
   </w:body>
